--- a/docs/user-guides/windows/05-RecoverOrchidAppOnReplacementWindowsComputer.docx
+++ b/docs/user-guides/windows/05-RecoverOrchidAppOnReplacementWindowsComputer.docx
@@ -632,10 +632,10 @@
           <w:noProof/>
         </w:rPr>
         <w:drawing>
-          <wp:inline distT="0" distB="0" distL="0" distR="0" wp14:anchorId="4437EC03" wp14:editId="2F83D687">
-            <wp:extent cx="5600700" cy="2881972"/>
-            <wp:effectExtent l="0" t="0" r="0" b="0"/>
-            <wp:docPr id="794660159" name="Picture 2"/>
+          <wp:inline distT="0" distB="0" distL="0" distR="0" wp14:anchorId="28DF8663" wp14:editId="3E7CC3B0">
+            <wp:extent cx="5798820" cy="2583492"/>
+            <wp:effectExtent l="0" t="0" r="0" b="7620"/>
+            <wp:docPr id="1663584100" name="Picture 1"/>
             <wp:cNvGraphicFramePr>
               <a:graphicFrameLocks xmlns:a="http://schemas.openxmlformats.org/drawingml/2006/main" noChangeAspect="1"/>
             </wp:cNvGraphicFramePr>
@@ -643,7 +643,7 @@
               <a:graphicData uri="http://schemas.openxmlformats.org/drawingml/2006/picture">
                 <pic:pic xmlns:pic="http://schemas.openxmlformats.org/drawingml/2006/picture">
                   <pic:nvPicPr>
-                    <pic:cNvPr id="794660159" name="Picture 794660159"/>
+                    <pic:cNvPr id="1663584100" name="Picture 1663584100"/>
                     <pic:cNvPicPr/>
                   </pic:nvPicPr>
                   <pic:blipFill>
@@ -655,7 +655,7 @@
                   <pic:spPr>
                     <a:xfrm>
                       <a:off x="0" y="0"/>
-                      <a:ext cx="5612686" cy="2888140"/>
+                      <a:ext cx="5838982" cy="2601385"/>
                     </a:xfrm>
                     <a:prstGeom prst="rect">
                       <a:avLst/>
@@ -728,11 +728,7 @@
         <w:pStyle w:val="Heading1"/>
       </w:pPr>
       <w:r>
-        <w:lastRenderedPageBreak/>
-        <w:t>7</w:t>
-      </w:r>
-      <w:r>
-        <w:t>. Confirm the restore warning</w:t>
+        <w:t>7. Confirm the restore warning</w:t>
       </w:r>
     </w:p>
     <w:p>
@@ -742,6 +738,7 @@
     </w:p>
     <w:p>
       <w:r>
+        <w:lastRenderedPageBreak/>
         <w:t xml:space="preserve">Choose </w:t>
       </w:r>
       <w:r>
@@ -763,10 +760,10 @@
           <w:noProof/>
         </w:rPr>
         <w:drawing>
-          <wp:inline distT="0" distB="0" distL="0" distR="0" wp14:anchorId="0307E6E3" wp14:editId="76D15EFD">
-            <wp:extent cx="5657850" cy="2924108"/>
-            <wp:effectExtent l="0" t="0" r="0" b="0"/>
-            <wp:docPr id="64020713" name="Picture 4"/>
+          <wp:inline distT="0" distB="0" distL="0" distR="0" wp14:anchorId="1ADBB831" wp14:editId="5F74885A">
+            <wp:extent cx="5821680" cy="2622717"/>
+            <wp:effectExtent l="0" t="0" r="7620" b="6350"/>
+            <wp:docPr id="1013761016" name="Picture 2"/>
             <wp:cNvGraphicFramePr>
               <a:graphicFrameLocks xmlns:a="http://schemas.openxmlformats.org/drawingml/2006/main" noChangeAspect="1"/>
             </wp:cNvGraphicFramePr>
@@ -774,7 +771,7 @@
               <a:graphicData uri="http://schemas.openxmlformats.org/drawingml/2006/picture">
                 <pic:pic xmlns:pic="http://schemas.openxmlformats.org/drawingml/2006/picture">
                   <pic:nvPicPr>
-                    <pic:cNvPr id="64020713" name="Picture 64020713"/>
+                    <pic:cNvPr id="1013761016" name="Picture 1013761016"/>
                     <pic:cNvPicPr/>
                   </pic:nvPicPr>
                   <pic:blipFill>
@@ -786,7 +783,7 @@
                   <pic:spPr>
                     <a:xfrm>
                       <a:off x="0" y="0"/>
-                      <a:ext cx="5664124" cy="2927351"/>
+                      <a:ext cx="5845503" cy="2633450"/>
                     </a:xfrm>
                     <a:prstGeom prst="rect">
                       <a:avLst/>
@@ -804,10 +801,7 @@
         <w:pStyle w:val="Heading1"/>
       </w:pPr>
       <w:r>
-        <w:t>8</w:t>
-      </w:r>
-      <w:r>
-        <w:t xml:space="preserve">. Wait for the </w:t>
+        <w:t xml:space="preserve">8. Wait for the </w:t>
       </w:r>
       <w:proofErr w:type="gramStart"/>
       <w:r>
@@ -851,10 +845,10 @@
           <w:noProof/>
         </w:rPr>
         <w:drawing>
-          <wp:inline distT="0" distB="0" distL="0" distR="0" wp14:anchorId="09D9A3A2" wp14:editId="38D06F4C">
-            <wp:extent cx="5724525" cy="2964726"/>
-            <wp:effectExtent l="0" t="0" r="0" b="7620"/>
-            <wp:docPr id="1653683638" name="Picture 5"/>
+          <wp:inline distT="0" distB="0" distL="0" distR="0" wp14:anchorId="3BCF6805" wp14:editId="70F67D0C">
+            <wp:extent cx="5791200" cy="2601622"/>
+            <wp:effectExtent l="0" t="0" r="0" b="8255"/>
+            <wp:docPr id="1824405025" name="Picture 3"/>
             <wp:cNvGraphicFramePr>
               <a:graphicFrameLocks xmlns:a="http://schemas.openxmlformats.org/drawingml/2006/main" noChangeAspect="1"/>
             </wp:cNvGraphicFramePr>
@@ -862,7 +856,7 @@
               <a:graphicData uri="http://schemas.openxmlformats.org/drawingml/2006/picture">
                 <pic:pic xmlns:pic="http://schemas.openxmlformats.org/drawingml/2006/picture">
                   <pic:nvPicPr>
-                    <pic:cNvPr id="1653683638" name="Picture 1653683638"/>
+                    <pic:cNvPr id="1824405025" name="Picture 1824405025"/>
                     <pic:cNvPicPr/>
                   </pic:nvPicPr>
                   <pic:blipFill>
@@ -874,7 +868,7 @@
                   <pic:spPr>
                     <a:xfrm>
                       <a:off x="0" y="0"/>
-                      <a:ext cx="5739577" cy="2972521"/>
+                      <a:ext cx="5823711" cy="2616227"/>
                     </a:xfrm>
                     <a:prstGeom prst="rect">
                       <a:avLst/>
@@ -892,10 +886,7 @@
         <w:pStyle w:val="Heading1"/>
       </w:pPr>
       <w:r>
-        <w:t>9</w:t>
-      </w:r>
-      <w:r>
-        <w:t>. Close and reopen OrchidApp</w:t>
+        <w:t>9. Close and reopen OrchidApp</w:t>
       </w:r>
     </w:p>
     <w:p>
@@ -905,7 +896,6 @@
     </w:p>
     <w:p>
       <w:r>
-        <w:lastRenderedPageBreak/>
         <w:t>Then open OrchidApp again from the Start Menu or Desktop shortcut.</w:t>
       </w:r>
     </w:p>
@@ -935,6 +925,7 @@
     </w:p>
     <w:p>
       <w:r>
+        <w:lastRenderedPageBreak/>
         <w:t>Check:</w:t>
       </w:r>
     </w:p>
@@ -1283,7 +1274,6 @@
         <w:pStyle w:val="ListBullet"/>
       </w:pPr>
       <w:r>
-        <w:lastRenderedPageBreak/>
         <w:t>Do not copy database folders manually.</w:t>
       </w:r>
     </w:p>
@@ -1332,6 +1322,7 @@
         <w:pStyle w:val="ListBullet"/>
       </w:pPr>
       <w:r>
+        <w:lastRenderedPageBreak/>
         <w:t>keep the OrchidApp Launcher window open while using OrchidApp</w:t>
       </w:r>
     </w:p>
@@ -1691,7 +1682,6 @@
         <w:pStyle w:val="ListBullet"/>
       </w:pPr>
       <w:r>
-        <w:lastRenderedPageBreak/>
         <w:t>which cloud provider you are using</w:t>
       </w:r>
     </w:p>
@@ -1738,6 +1728,7 @@
         <w:pStyle w:val="Heading1"/>
       </w:pPr>
       <w:r>
+        <w:lastRenderedPageBreak/>
         <w:t>Recovery complete</w:t>
       </w:r>
     </w:p>
